--- a/npx expo run.docx
+++ b/npx expo run.docx
@@ -122,8 +122,160 @@
       <w:r>
         <w:t xml:space="preserve"> manuell, wenn Bare).</w:t>
       </w:r>
+      <w:r>
+        <w:br/>
+      </w:r>
+      <w:r>
+        <w:br/>
+      </w:r>
+      <w:r>
+        <w:br/>
+      </w:r>
+      <w:r>
+        <w:br/>
+      </w:r>
+      <w:r>
+        <w:br/>
+      </w:r>
+      <w:proofErr w:type="spellStart"/>
+      <w:r>
+        <w:t>npx</w:t>
+      </w:r>
+      <w:proofErr w:type="spellEnd"/>
+      <w:r>
+        <w:t xml:space="preserve"> </w:t>
+      </w:r>
+      <w:proofErr w:type="spellStart"/>
+      <w:r>
+        <w:t>expo</w:t>
+      </w:r>
+      <w:proofErr w:type="spellEnd"/>
+      <w:r>
+        <w:t xml:space="preserve"> </w:t>
+      </w:r>
+      <w:proofErr w:type="spellStart"/>
+      <w:proofErr w:type="gramStart"/>
+      <w:r>
+        <w:t>run:android</w:t>
+      </w:r>
+      <w:proofErr w:type="spellEnd"/>
+      <w:proofErr w:type="gramEnd"/>
+      <w:r>
+        <w:t xml:space="preserve"> --variant release &gt; release APK erstellen!</w:t>
+      </w:r>
     </w:p>
     <w:p/>
+    <w:p/>
+    <w:p>
+      <w:pPr>
+        <w:rPr>
+          <w:lang w:val="en-US"/>
+        </w:rPr>
+      </w:pPr>
+      <w:r>
+        <w:rPr>
+          <w:highlight w:val="cyan"/>
+          <w:lang w:val="en-US"/>
+        </w:rPr>
+        <w:t xml:space="preserve">cd </w:t>
+      </w:r>
+      <w:proofErr w:type="gramStart"/>
+      <w:r>
+        <w:rPr>
+          <w:highlight w:val="cyan"/>
+          <w:lang w:val="en-US"/>
+        </w:rPr>
+        <w:t>android .</w:t>
+      </w:r>
+      <w:proofErr w:type="gramEnd"/>
+      <w:r>
+        <w:rPr>
+          <w:highlight w:val="cyan"/>
+          <w:lang w:val="en-US"/>
+        </w:rPr>
+        <w:t>/</w:t>
+      </w:r>
+      <w:proofErr w:type="spellStart"/>
+      <w:r>
+        <w:rPr>
+          <w:highlight w:val="cyan"/>
+          <w:lang w:val="en-US"/>
+        </w:rPr>
+        <w:t>gradlew</w:t>
+      </w:r>
+      <w:proofErr w:type="spellEnd"/>
+      <w:r>
+        <w:rPr>
+          <w:highlight w:val="cyan"/>
+          <w:lang w:val="en-US"/>
+        </w:rPr>
+        <w:t xml:space="preserve"> </w:t>
+      </w:r>
+      <w:proofErr w:type="spellStart"/>
+      <w:r>
+        <w:rPr>
+          <w:highlight w:val="cyan"/>
+          <w:lang w:val="en-US"/>
+        </w:rPr>
+        <w:t>assembleRelease</w:t>
+      </w:r>
+      <w:proofErr w:type="spellEnd"/>
+      <w:r>
+        <w:rPr>
+          <w:highlight w:val="cyan"/>
+          <w:lang w:val="en-US"/>
+        </w:rPr>
+        <w:br/>
+      </w:r>
+      <w:r>
+        <w:rPr>
+          <w:highlight w:val="cyan"/>
+          <w:lang w:val="en-US"/>
+        </w:rPr>
+        <w:br/>
+      </w:r>
+      <w:proofErr w:type="spellStart"/>
+      <w:r>
+        <w:rPr>
+          <w:highlight w:val="cyan"/>
+          <w:lang w:val="en-US"/>
+        </w:rPr>
+        <w:t>adb</w:t>
+      </w:r>
+      <w:proofErr w:type="spellEnd"/>
+      <w:r>
+        <w:rPr>
+          <w:highlight w:val="cyan"/>
+          <w:lang w:val="en-US"/>
+        </w:rPr>
+        <w:t xml:space="preserve"> install -r app/build/outputs/</w:t>
+      </w:r>
+      <w:proofErr w:type="spellStart"/>
+      <w:r>
+        <w:rPr>
+          <w:highlight w:val="cyan"/>
+          <w:lang w:val="en-US"/>
+        </w:rPr>
+        <w:t>apk</w:t>
+      </w:r>
+      <w:proofErr w:type="spellEnd"/>
+      <w:r>
+        <w:rPr>
+          <w:highlight w:val="cyan"/>
+          <w:lang w:val="en-US"/>
+        </w:rPr>
+        <w:t>/release/app-</w:t>
+      </w:r>
+      <w:proofErr w:type="spellStart"/>
+      <w:r>
+        <w:rPr>
+          <w:highlight w:val="cyan"/>
+          <w:lang w:val="en-US"/>
+        </w:rPr>
+        <w:t>release.apk</w:t>
+      </w:r>
+      <w:proofErr w:type="spellEnd"/>
+    </w:p>
     <w:sectPr>
       <w:pgSz w:w="11906" w:h="16838"/>
       <w:pgMar w:top="1417" w:right="1417" w:bottom="1134" w:left="1417" w:header="708" w:footer="708" w:gutter="0"/>

--- a/npx expo run.docx
+++ b/npx expo run.docx
@@ -8,7 +8,6 @@
           <w:lang w:val="en-US"/>
         </w:rPr>
       </w:pPr>
-      <w:proofErr w:type="gramStart"/>
       <w:r>
         <w:t></w:t>
       </w:r>
@@ -16,111 +15,27 @@
         <w:rPr>
           <w:lang w:val="en-US"/>
         </w:rPr>
-        <w:t xml:space="preserve">  npx</w:t>
-      </w:r>
-      <w:proofErr w:type="gramEnd"/>
-      <w:r>
-        <w:rPr>
-          <w:lang w:val="en-US"/>
-        </w:rPr>
-        <w:t xml:space="preserve"> expo </w:t>
-      </w:r>
-      <w:proofErr w:type="gramStart"/>
-      <w:r>
-        <w:rPr>
-          <w:lang w:val="en-US"/>
-        </w:rPr>
-        <w:t>run:android</w:t>
-      </w:r>
-      <w:proofErr w:type="gramEnd"/>
-      <w:r>
-        <w:rPr>
-          <w:lang w:val="en-US"/>
-        </w:rPr>
-        <w:t xml:space="preserve"> → Dev-Build, braucht Laptop (Metro/USB).</w:t>
+        <w:t xml:space="preserve">  npx expo run:android → Dev-Build, braucht Laptop (Metro/USB).</w:t>
       </w:r>
     </w:p>
     <w:p>
-      <w:proofErr w:type="gramStart"/>
-      <w:r>
-        <w:t xml:space="preserve">  </w:t>
-      </w:r>
-      <w:proofErr w:type="spellStart"/>
-      <w:r>
-        <w:t>npx</w:t>
-      </w:r>
-      <w:proofErr w:type="spellEnd"/>
-      <w:proofErr w:type="gramEnd"/>
-      <w:r>
-        <w:t xml:space="preserve"> </w:t>
-      </w:r>
-      <w:proofErr w:type="spellStart"/>
-      <w:r>
-        <w:t>expo</w:t>
-      </w:r>
-      <w:proofErr w:type="spellEnd"/>
-      <w:r>
-        <w:t xml:space="preserve"> </w:t>
-      </w:r>
-      <w:proofErr w:type="spellStart"/>
-      <w:proofErr w:type="gramStart"/>
-      <w:r>
-        <w:t>run:android</w:t>
-      </w:r>
-      <w:proofErr w:type="spellEnd"/>
-      <w:proofErr w:type="gramEnd"/>
-      <w:r>
-        <w:t xml:space="preserve"> -d → dasselbe, nur Device-Auswahl.</w:t>
+      <w:r>
+        <w:t>  npx expo run:android -d → dasselbe, nur Device-Auswahl.</w:t>
       </w:r>
     </w:p>
     <w:p>
-      <w:proofErr w:type="gramStart"/>
       <w:r>
         <w:t xml:space="preserve">  </w:t>
       </w:r>
-      <w:proofErr w:type="spellStart"/>
       <w:r>
         <w:rPr>
           <w:b/>
           <w:bCs/>
         </w:rPr>
-        <w:t>Standalone</w:t>
-      </w:r>
-      <w:proofErr w:type="spellEnd"/>
-      <w:proofErr w:type="gramEnd"/>
-      <w:r>
-        <w:rPr>
-          <w:b/>
-          <w:bCs/>
-        </w:rPr>
-        <w:t xml:space="preserve"> APK</w:t>
-      </w:r>
-      <w:r>
-        <w:t xml:space="preserve"> → musst du über </w:t>
-      </w:r>
-      <w:proofErr w:type="spellStart"/>
-      <w:r>
-        <w:t>eas</w:t>
-      </w:r>
-      <w:proofErr w:type="spellEnd"/>
-      <w:r>
-        <w:t xml:space="preserve"> </w:t>
-      </w:r>
-      <w:proofErr w:type="spellStart"/>
-      <w:r>
-        <w:t>build</w:t>
-      </w:r>
-      <w:proofErr w:type="spellEnd"/>
-      <w:r>
-        <w:t xml:space="preserve"> erzeugen (oder </w:t>
-      </w:r>
-      <w:proofErr w:type="spellStart"/>
-      <w:r>
-        <w:t>Gradle</w:t>
-      </w:r>
-      <w:proofErr w:type="spellEnd"/>
-      <w:r>
-        <w:t xml:space="preserve"> manuell, wenn Bare).</w:t>
+        <w:t>Standalone APK</w:t>
+      </w:r>
+      <w:r>
+        <w:t xml:space="preserve"> → musst du über eas build erzeugen (oder Gradle manuell, wenn Bare).</w:t>
       </w:r>
       <w:r>
         <w:br/>
@@ -136,32 +51,7 @@
       </w:r>
       <w:r>
         <w:br/>
-      </w:r>
-      <w:proofErr w:type="spellStart"/>
-      <w:r>
-        <w:t>npx</w:t>
-      </w:r>
-      <w:proofErr w:type="spellEnd"/>
-      <w:r>
-        <w:t xml:space="preserve"> </w:t>
-      </w:r>
-      <w:proofErr w:type="spellStart"/>
-      <w:r>
-        <w:t>expo</w:t>
-      </w:r>
-      <w:proofErr w:type="spellEnd"/>
-      <w:r>
-        <w:t xml:space="preserve"> </w:t>
-      </w:r>
-      <w:proofErr w:type="spellStart"/>
-      <w:proofErr w:type="gramStart"/>
-      <w:r>
-        <w:t>run:android</w:t>
-      </w:r>
-      <w:proofErr w:type="spellEnd"/>
-      <w:proofErr w:type="gramEnd"/>
-      <w:r>
-        <w:t xml:space="preserve"> --variant release &gt; release APK erstellen!</w:t>
+        <w:t>npx expo run:android --variant release &gt; release APK erstellen!</w:t>
       </w:r>
     </w:p>
     <w:p/>
@@ -177,49 +67,8 @@
           <w:highlight w:val="cyan"/>
           <w:lang w:val="en-US"/>
         </w:rPr>
-        <w:t xml:space="preserve">cd </w:t>
-      </w:r>
-      <w:proofErr w:type="gramStart"/>
-      <w:r>
-        <w:rPr>
-          <w:highlight w:val="cyan"/>
-          <w:lang w:val="en-US"/>
-        </w:rPr>
-        <w:t>android .</w:t>
-      </w:r>
-      <w:proofErr w:type="gramEnd"/>
-      <w:r>
-        <w:rPr>
-          <w:highlight w:val="cyan"/>
-          <w:lang w:val="en-US"/>
-        </w:rPr>
-        <w:t>/</w:t>
-      </w:r>
-      <w:proofErr w:type="spellStart"/>
-      <w:r>
-        <w:rPr>
-          <w:highlight w:val="cyan"/>
-          <w:lang w:val="en-US"/>
-        </w:rPr>
-        <w:t>gradlew</w:t>
-      </w:r>
-      <w:proofErr w:type="spellEnd"/>
-      <w:r>
-        <w:rPr>
-          <w:highlight w:val="cyan"/>
-          <w:lang w:val="en-US"/>
-        </w:rPr>
-        <w:t xml:space="preserve"> </w:t>
-      </w:r>
-      <w:proofErr w:type="spellStart"/>
-      <w:r>
-        <w:rPr>
-          <w:highlight w:val="cyan"/>
-          <w:lang w:val="en-US"/>
-        </w:rPr>
-        <w:t>assembleRelease</w:t>
-      </w:r>
-      <w:proofErr w:type="spellEnd"/>
+        <w:t>cd android ./gradlew assembleRelease</w:t>
+      </w:r>
       <w:r>
         <w:rPr>
           <w:highlight w:val="cyan"/>
@@ -233,48 +82,41 @@
           <w:lang w:val="en-US"/>
         </w:rPr>
         <w:br/>
-      </w:r>
-      <w:proofErr w:type="spellStart"/>
-      <w:r>
+        <w:t>adb install -r app/build/outputs/apk/release/app-release.apk</w:t>
+      </w:r>
+    </w:p>
+    <w:p>
+      <w:pPr>
         <w:rPr>
-          <w:highlight w:val="cyan"/>
           <w:lang w:val="en-US"/>
         </w:rPr>
-        <w:t>adb</w:t>
-      </w:r>
-      <w:proofErr w:type="spellEnd"/>
-      <w:r>
+      </w:pPr>
+    </w:p>
+    <w:p>
+      <w:pPr>
         <w:rPr>
-          <w:highlight w:val="cyan"/>
           <w:lang w:val="en-US"/>
         </w:rPr>
-        <w:t xml:space="preserve"> install -r app/build/outputs/</w:t>
-      </w:r>
-      <w:proofErr w:type="spellStart"/>
-      <w:r>
+      </w:pPr>
+    </w:p>
+    <w:p>
+      <w:pPr>
         <w:rPr>
-          <w:highlight w:val="cyan"/>
           <w:lang w:val="en-US"/>
         </w:rPr>
-        <w:t>apk</w:t>
-      </w:r>
-      <w:proofErr w:type="spellEnd"/>
+      </w:pPr>
       <w:r>
         <w:rPr>
-          <w:highlight w:val="cyan"/>
           <w:lang w:val="en-US"/>
         </w:rPr>
-        <w:t>/release/app-</w:t>
-      </w:r>
-      <w:proofErr w:type="spellStart"/>
+        <w:t xml:space="preserve">exoi,dev . accesstijen; </w:t>
+      </w:r>
       <w:r>
         <w:rPr>
-          <w:highlight w:val="cyan"/>
           <w:lang w:val="en-US"/>
         </w:rPr>
-        <w:t>release.apk</w:t>
-      </w:r>
-      <w:proofErr w:type="spellEnd"/>
+        <w:t>tSPEcKKsOPLYwdbaO1ZxBI41UA5a62ImTgNcrhJn</w:t>
+      </w:r>
     </w:p>
     <w:sectPr>
       <w:pgSz w:w="11906" w:h="16838"/>
